--- a/docs/Calculations_Documentation.docx
+++ b/docs/Calculations_Documentation.docx
@@ -9,6 +9,23 @@
       <w:r>
         <w:t>Cardiac MRI Reference Converter — Calculations</w:t>
       </w:r>
+    </w:p>
+    <w:p>
+      <w:r>
+        <w:rPr>
+          <w:b/>
+        </w:rPr>
+        <w:t xml:space="preserve">Live tool (open in a browser): </w:t>
+      </w:r>
+      <w:hyperlink r:id="rId9">
+        <w:r>
+          <w:rPr>
+            <w:color w:val="0D7680"/>
+            <w:u w:val="single"/>
+          </w:rPr>
+          <w:t>https://nethahussain.github.io/cardiac-mri-reference-converter/</w:t>
+        </w:r>
+      </w:hyperlink>
     </w:p>
     <w:p>
       <w:r>

--- a/docs/Calculations_Documentation.docx
+++ b/docs/Calculations_Documentation.docx
@@ -726,7 +726,7 @@
         <w:pStyle w:val="ListBullet"/>
       </w:pPr>
       <w:r>
-        <w:t>Measurements are entered for each chamber, or imported from XML.</w:t>
+        <w:t>Measurements are entered for each chamber (atria optional).</w:t>
       </w:r>
     </w:p>
     <w:p>
